--- a/docs/tests/docx/G02-personal-details-workflow-tests.docx
+++ b/docs/tests/docx/G02-personal-details-workflow-tests.docx
@@ -29200,6 +29200,1425 @@
     <w:p/>
     <w:p>
       <w:pPr>
+        <w:pStyle w:val="Heading3"/>
+      </w:pPr>
+      <w:r>
+        <w:rPr>
+          <w:b/>
+          <w:color w:val="2E5B9E"/>
+          <w:sz w:val="26"/>
+        </w:rPr>
+        <w:t>FR-G02-012 (v3.2) — PII-tier classification on the field-sensitivity catalog</w:t>
+      </w:r>
+    </w:p>
+    <w:tbl>
+      <w:tblPr>
+        <w:tblStyle w:val="LightGrid-Accent1"/>
+        <w:tblW w:type="auto" w:w="0"/>
+        <w:jc w:val="center"/>
+        <w:tblLook w:firstColumn="1" w:firstRow="1" w:lastColumn="0" w:lastRow="0" w:noHBand="0" w:noVBand="1" w:val="04A0"/>
+      </w:tblPr>
+      <w:tblGrid>
+        <w:gridCol w:w="4320"/>
+        <w:gridCol w:w="4320"/>
+      </w:tblGrid>
+      <w:tr>
+        <w:tc>
+          <w:tcPr>
+            <w:tcW w:type="dxa" w:w="4320"/>
+            <w:shd w:val="clear" w:color="auto" w:fill="DCE6F1"/>
+          </w:tcPr>
+          <w:p>
+            <w:r>
+              <w:rPr>
+                <w:b/>
+                <w:color w:val="1F3864"/>
+                <w:sz w:val="20"/>
+              </w:rPr>
+              <w:t>TC</w:t>
+            </w:r>
+          </w:p>
+        </w:tc>
+        <w:tc>
+          <w:tcPr>
+            <w:tcW w:type="dxa" w:w="4320"/>
+            <w:shd w:val="clear" w:color="auto" w:fill="DCE6F1"/>
+          </w:tcPr>
+          <w:p>
+            <w:r>
+              <w:rPr>
+                <w:b/>
+                <w:color w:val="1F3864"/>
+                <w:sz w:val="20"/>
+              </w:rPr>
+              <w:t>TC-G02-093</w:t>
+            </w:r>
+          </w:p>
+        </w:tc>
+      </w:tr>
+      <w:tr>
+        <w:tc>
+          <w:tcPr>
+            <w:tcW w:type="dxa" w:w="4320"/>
+          </w:tcPr>
+          <w:p>
+            <w:r>
+              <w:rPr>
+                <w:sz w:val="18"/>
+              </w:rPr>
+              <w:t>Traces-to</w:t>
+            </w:r>
+          </w:p>
+        </w:tc>
+        <w:tc>
+          <w:tcPr>
+            <w:tcW w:type="dxa" w:w="4320"/>
+          </w:tcPr>
+          <w:p>
+            <w:r>
+              <w:rPr>
+                <w:sz w:val="18"/>
+              </w:rPr>
+              <w:t xml:space="preserve">FR-G02-012; v3.2 recon R3.2-1; §5.2 E5 </w:t>
+            </w:r>
+            <w:r>
+              <w:rPr>
+                <w:rFonts w:ascii="Consolas" w:hAnsi="Consolas"/>
+                <w:sz w:val="18"/>
+              </w:rPr>
+              <w:t>field_sensitivity_catalog.pii_tier_id</w:t>
+            </w:r>
+          </w:p>
+        </w:tc>
+      </w:tr>
+      <w:tr>
+        <w:tc>
+          <w:tcPr>
+            <w:tcW w:type="dxa" w:w="4320"/>
+          </w:tcPr>
+          <w:p>
+            <w:r>
+              <w:rPr>
+                <w:sz w:val="18"/>
+              </w:rPr>
+              <w:t>Type</w:t>
+            </w:r>
+          </w:p>
+        </w:tc>
+        <w:tc>
+          <w:tcPr>
+            <w:tcW w:type="dxa" w:w="4320"/>
+          </w:tcPr>
+          <w:p>
+            <w:r>
+              <w:rPr>
+                <w:sz w:val="18"/>
+              </w:rPr>
+              <w:t>Functional / API-Contract</w:t>
+            </w:r>
+          </w:p>
+        </w:tc>
+      </w:tr>
+      <w:tr>
+        <w:tc>
+          <w:tcPr>
+            <w:tcW w:type="dxa" w:w="4320"/>
+          </w:tcPr>
+          <w:p>
+            <w:r>
+              <w:rPr>
+                <w:sz w:val="18"/>
+              </w:rPr>
+              <w:t>Title</w:t>
+            </w:r>
+          </w:p>
+        </w:tc>
+        <w:tc>
+          <w:tcPr>
+            <w:tcW w:type="dxa" w:w="4320"/>
+          </w:tcPr>
+          <w:p>
+            <w:r>
+              <w:rPr>
+                <w:sz w:val="18"/>
+              </w:rPr>
+              <w:t>Org-Admin sets a field's DPDPA PII tier on the sensitivity-catalog entry</w:t>
+            </w:r>
+          </w:p>
+        </w:tc>
+      </w:tr>
+      <w:tr>
+        <w:tc>
+          <w:tcPr>
+            <w:tcW w:type="dxa" w:w="4320"/>
+          </w:tcPr>
+          <w:p>
+            <w:r>
+              <w:rPr>
+                <w:sz w:val="18"/>
+              </w:rPr>
+              <w:t>Preconditions</w:t>
+            </w:r>
+          </w:p>
+        </w:tc>
+        <w:tc>
+          <w:tcPr>
+            <w:tcW w:type="dxa" w:w="4320"/>
+          </w:tcPr>
+          <w:p>
+            <w:r>
+              <w:rPr>
+                <w:rFonts w:ascii="Consolas" w:hAnsi="Consolas"/>
+                <w:sz w:val="18"/>
+              </w:rPr>
+              <w:t>sysadm-sara</w:t>
+            </w:r>
+            <w:r>
+              <w:rPr>
+                <w:sz w:val="18"/>
+              </w:rPr>
+              <w:t xml:space="preserve"> (Org-Admin); platform </w:t>
+            </w:r>
+            <w:r>
+              <w:rPr>
+                <w:rFonts w:ascii="Consolas" w:hAnsi="Consolas"/>
+                <w:sz w:val="18"/>
+              </w:rPr>
+              <w:t>pii_tiers</w:t>
+            </w:r>
+            <w:r>
+              <w:rPr>
+                <w:sz w:val="18"/>
+              </w:rPr>
+              <w:t xml:space="preserve"> seeded (TIER_1/TIER_2/TIER_3/NON_PII)</w:t>
+            </w:r>
+          </w:p>
+        </w:tc>
+      </w:tr>
+      <w:tr>
+        <w:tc>
+          <w:tcPr>
+            <w:tcW w:type="dxa" w:w="4320"/>
+          </w:tcPr>
+          <w:p>
+            <w:r>
+              <w:rPr>
+                <w:sz w:val="18"/>
+              </w:rPr>
+              <w:t>Steps</w:t>
+            </w:r>
+          </w:p>
+        </w:tc>
+        <w:tc>
+          <w:tcPr>
+            <w:tcW w:type="dxa" w:w="4320"/>
+          </w:tcPr>
+          <w:p>
+            <w:r>
+              <w:rPr>
+                <w:rFonts w:ascii="Consolas" w:hAnsi="Consolas"/>
+                <w:sz w:val="18"/>
+              </w:rPr>
+              <w:t>POST /admin/field-sensitivity</w:t>
+            </w:r>
+            <w:r>
+              <w:rPr>
+                <w:sz w:val="18"/>
+              </w:rPr>
+              <w:t xml:space="preserve"> </w:t>
+            </w:r>
+            <w:r>
+              <w:rPr>
+                <w:rFonts w:ascii="Consolas" w:hAnsi="Consolas"/>
+                <w:sz w:val="18"/>
+              </w:rPr>
+              <w:t>{ fieldKey:"bank_account_no", sensitivity:"FINANCIAL", piiTierId:"&lt;TIER_1 uuid&gt;" }</w:t>
+            </w:r>
+            <w:r>
+              <w:rPr>
+                <w:sz w:val="18"/>
+              </w:rPr>
+              <w:t xml:space="preserve">; then </w:t>
+            </w:r>
+            <w:r>
+              <w:rPr>
+                <w:rFonts w:ascii="Consolas" w:hAnsi="Consolas"/>
+                <w:sz w:val="18"/>
+              </w:rPr>
+              <w:t>GET /admin/field-sensitivity</w:t>
+            </w:r>
+            <w:r>
+              <w:rPr>
+                <w:sz w:val="18"/>
+              </w:rPr>
+              <w:t>.</w:t>
+            </w:r>
+          </w:p>
+        </w:tc>
+      </w:tr>
+      <w:tr>
+        <w:tc>
+          <w:tcPr>
+            <w:tcW w:type="dxa" w:w="4320"/>
+          </w:tcPr>
+          <w:p>
+            <w:r>
+              <w:rPr>
+                <w:sz w:val="18"/>
+              </w:rPr>
+              <w:t>Expected</w:t>
+            </w:r>
+          </w:p>
+        </w:tc>
+        <w:tc>
+          <w:tcPr>
+            <w:tcW w:type="dxa" w:w="4320"/>
+          </w:tcPr>
+          <w:p>
+            <w:r>
+              <w:rPr>
+                <w:rFonts w:ascii="Consolas" w:hAnsi="Consolas"/>
+                <w:sz w:val="18"/>
+              </w:rPr>
+              <w:t>201</w:t>
+            </w:r>
+            <w:r>
+              <w:rPr>
+                <w:sz w:val="18"/>
+              </w:rPr>
+              <w:t>/</w:t>
+            </w:r>
+            <w:r>
+              <w:rPr>
+                <w:rFonts w:ascii="Consolas" w:hAnsi="Consolas"/>
+                <w:sz w:val="18"/>
+              </w:rPr>
+              <w:t>200</w:t>
+            </w:r>
+            <w:r>
+              <w:rPr>
+                <w:sz w:val="18"/>
+              </w:rPr>
+              <w:t xml:space="preserve">; entry persists </w:t>
+            </w:r>
+            <w:r>
+              <w:rPr>
+                <w:rFonts w:ascii="Consolas" w:hAnsi="Consolas"/>
+                <w:sz w:val="18"/>
+              </w:rPr>
+              <w:t>piiTierId</w:t>
+            </w:r>
+            <w:r>
+              <w:rPr>
+                <w:sz w:val="18"/>
+              </w:rPr>
+              <w:t xml:space="preserve"> and round-trips it on read; FK to platform </w:t>
+            </w:r>
+            <w:r>
+              <w:rPr>
+                <w:rFonts w:ascii="Consolas" w:hAnsi="Consolas"/>
+                <w:sz w:val="18"/>
+              </w:rPr>
+              <w:t>pii_tiers</w:t>
+            </w:r>
+            <w:r>
+              <w:rPr>
+                <w:sz w:val="18"/>
+              </w:rPr>
+              <w:t xml:space="preserve"> honoured (unknown id → </w:t>
+            </w:r>
+            <w:r>
+              <w:rPr>
+                <w:rFonts w:ascii="Consolas" w:hAnsi="Consolas"/>
+                <w:sz w:val="18"/>
+              </w:rPr>
+              <w:t>422 VALIDATION_FAILED</w:t>
+            </w:r>
+            <w:r>
+              <w:rPr>
+                <w:sz w:val="18"/>
+              </w:rPr>
+              <w:t xml:space="preserve">; </w:t>
+            </w:r>
+            <w:r>
+              <w:rPr>
+                <w:rFonts w:ascii="Consolas" w:hAnsi="Consolas"/>
+                <w:sz w:val="18"/>
+              </w:rPr>
+              <w:t>ON DELETE RESTRICT</w:t>
+            </w:r>
+            <w:r>
+              <w:rPr>
+                <w:sz w:val="18"/>
+              </w:rPr>
+              <w:t xml:space="preserve"> blocks tier deletion while referenced).</w:t>
+            </w:r>
+          </w:p>
+        </w:tc>
+      </w:tr>
+      <w:tr>
+        <w:tc>
+          <w:tcPr>
+            <w:tcW w:type="dxa" w:w="4320"/>
+          </w:tcPr>
+          <w:p>
+            <w:r>
+              <w:rPr>
+                <w:sz w:val="18"/>
+              </w:rPr>
+              <w:t>Priority</w:t>
+            </w:r>
+          </w:p>
+        </w:tc>
+        <w:tc>
+          <w:tcPr>
+            <w:tcW w:type="dxa" w:w="4320"/>
+          </w:tcPr>
+          <w:p>
+            <w:r>
+              <w:rPr>
+                <w:sz w:val="18"/>
+              </w:rPr>
+              <w:t>P2</w:t>
+            </w:r>
+          </w:p>
+        </w:tc>
+      </w:tr>
+    </w:tbl>
+    <w:p/>
+    <w:tbl>
+      <w:tblPr>
+        <w:tblStyle w:val="LightGrid-Accent1"/>
+        <w:tblW w:type="auto" w:w="0"/>
+        <w:jc w:val="center"/>
+        <w:tblLook w:firstColumn="1" w:firstRow="1" w:lastColumn="0" w:lastRow="0" w:noHBand="0" w:noVBand="1" w:val="04A0"/>
+      </w:tblPr>
+      <w:tblGrid>
+        <w:gridCol w:w="4320"/>
+        <w:gridCol w:w="4320"/>
+      </w:tblGrid>
+      <w:tr>
+        <w:tc>
+          <w:tcPr>
+            <w:tcW w:type="dxa" w:w="4320"/>
+            <w:shd w:val="clear" w:color="auto" w:fill="DCE6F1"/>
+          </w:tcPr>
+          <w:p>
+            <w:r>
+              <w:rPr>
+                <w:b/>
+                <w:color w:val="1F3864"/>
+                <w:sz w:val="20"/>
+              </w:rPr>
+              <w:t>TC</w:t>
+            </w:r>
+          </w:p>
+        </w:tc>
+        <w:tc>
+          <w:tcPr>
+            <w:tcW w:type="dxa" w:w="4320"/>
+            <w:shd w:val="clear" w:color="auto" w:fill="DCE6F1"/>
+          </w:tcPr>
+          <w:p>
+            <w:r>
+              <w:rPr>
+                <w:b/>
+                <w:color w:val="1F3864"/>
+                <w:sz w:val="20"/>
+              </w:rPr>
+              <w:t>TC-G02-094</w:t>
+            </w:r>
+          </w:p>
+        </w:tc>
+      </w:tr>
+      <w:tr>
+        <w:tc>
+          <w:tcPr>
+            <w:tcW w:type="dxa" w:w="4320"/>
+          </w:tcPr>
+          <w:p>
+            <w:r>
+              <w:rPr>
+                <w:sz w:val="18"/>
+              </w:rPr>
+              <w:t>Traces-to</w:t>
+            </w:r>
+          </w:p>
+        </w:tc>
+        <w:tc>
+          <w:tcPr>
+            <w:tcW w:type="dxa" w:w="4320"/>
+          </w:tcPr>
+          <w:p>
+            <w:r>
+              <w:rPr>
+                <w:sz w:val="18"/>
+              </w:rPr>
+              <w:t>FR-G02-012; FR-G02-002; v3.2 recon note (PII tier vs routing sensitivity — orthogonality)</w:t>
+            </w:r>
+          </w:p>
+        </w:tc>
+      </w:tr>
+      <w:tr>
+        <w:tc>
+          <w:tcPr>
+            <w:tcW w:type="dxa" w:w="4320"/>
+          </w:tcPr>
+          <w:p>
+            <w:r>
+              <w:rPr>
+                <w:sz w:val="18"/>
+              </w:rPr>
+              <w:t>Type</w:t>
+            </w:r>
+          </w:p>
+        </w:tc>
+        <w:tc>
+          <w:tcPr>
+            <w:tcW w:type="dxa" w:w="4320"/>
+          </w:tcPr>
+          <w:p>
+            <w:r>
+              <w:rPr>
+                <w:sz w:val="18"/>
+              </w:rPr>
+              <w:t>Data-Integrity / Negative</w:t>
+            </w:r>
+          </w:p>
+        </w:tc>
+      </w:tr>
+      <w:tr>
+        <w:tc>
+          <w:tcPr>
+            <w:tcW w:type="dxa" w:w="4320"/>
+          </w:tcPr>
+          <w:p>
+            <w:r>
+              <w:rPr>
+                <w:sz w:val="18"/>
+              </w:rPr>
+              <w:t>Title</w:t>
+            </w:r>
+          </w:p>
+        </w:tc>
+        <w:tc>
+          <w:tcPr>
+            <w:tcW w:type="dxa" w:w="4320"/>
+          </w:tcPr>
+          <w:p>
+            <w:r>
+              <w:rPr>
+                <w:sz w:val="18"/>
+              </w:rPr>
+              <w:t xml:space="preserve">PII tier is orthogonal to approval routing — changing </w:t>
+            </w:r>
+            <w:r>
+              <w:rPr>
+                <w:rFonts w:ascii="Consolas" w:hAnsi="Consolas"/>
+                <w:sz w:val="18"/>
+              </w:rPr>
+              <w:t>piiTierId</w:t>
+            </w:r>
+            <w:r>
+              <w:rPr>
+                <w:sz w:val="18"/>
+              </w:rPr>
+              <w:t xml:space="preserve"> does not alter the P01 route</w:t>
+            </w:r>
+          </w:p>
+        </w:tc>
+      </w:tr>
+      <w:tr>
+        <w:tc>
+          <w:tcPr>
+            <w:tcW w:type="dxa" w:w="4320"/>
+          </w:tcPr>
+          <w:p>
+            <w:r>
+              <w:rPr>
+                <w:sz w:val="18"/>
+              </w:rPr>
+              <w:t>Preconditions</w:t>
+            </w:r>
+          </w:p>
+        </w:tc>
+        <w:tc>
+          <w:tcPr>
+            <w:tcW w:type="dxa" w:w="4320"/>
+          </w:tcPr>
+          <w:p>
+            <w:r>
+              <w:rPr>
+                <w:sz w:val="18"/>
+              </w:rPr>
+              <w:t xml:space="preserve">Catalog entry for </w:t>
+            </w:r>
+            <w:r>
+              <w:rPr>
+                <w:rFonts w:ascii="Consolas" w:hAnsi="Consolas"/>
+                <w:sz w:val="18"/>
+              </w:rPr>
+              <w:t>bank_account_no</w:t>
+            </w:r>
+            <w:r>
+              <w:rPr>
+                <w:sz w:val="18"/>
+              </w:rPr>
+              <w:t xml:space="preserve"> (</w:t>
+            </w:r>
+            <w:r>
+              <w:rPr>
+                <w:rFonts w:ascii="Consolas" w:hAnsi="Consolas"/>
+                <w:sz w:val="18"/>
+              </w:rPr>
+              <w:t>sensitivity=FINANCIAL</w:t>
+            </w:r>
+            <w:r>
+              <w:rPr>
+                <w:sz w:val="18"/>
+              </w:rPr>
+              <w:t xml:space="preserve">); route resolved via </w:t>
+            </w:r>
+            <w:r>
+              <w:rPr>
+                <w:rFonts w:ascii="Consolas" w:hAnsi="Consolas"/>
+                <w:sz w:val="18"/>
+              </w:rPr>
+              <w:t>approval_matrix_rules</w:t>
+            </w:r>
+          </w:p>
+        </w:tc>
+      </w:tr>
+      <w:tr>
+        <w:tc>
+          <w:tcPr>
+            <w:tcW w:type="dxa" w:w="4320"/>
+          </w:tcPr>
+          <w:p>
+            <w:r>
+              <w:rPr>
+                <w:sz w:val="18"/>
+              </w:rPr>
+              <w:t>Steps</w:t>
+            </w:r>
+          </w:p>
+        </w:tc>
+        <w:tc>
+          <w:tcPr>
+            <w:tcW w:type="dxa" w:w="4320"/>
+          </w:tcPr>
+          <w:p>
+            <w:r>
+              <w:rPr>
+                <w:sz w:val="18"/>
+              </w:rPr>
+              <w:t xml:space="preserve">Capture </w:t>
+            </w:r>
+            <w:r>
+              <w:rPr>
+                <w:rFonts w:ascii="Consolas" w:hAnsi="Consolas"/>
+                <w:sz w:val="18"/>
+              </w:rPr>
+              <w:t>POST /change-requests/{id}/route-preview</w:t>
+            </w:r>
+            <w:r>
+              <w:rPr>
+                <w:sz w:val="18"/>
+              </w:rPr>
+              <w:t xml:space="preserve">; </w:t>
+            </w:r>
+            <w:r>
+              <w:rPr>
+                <w:rFonts w:ascii="Consolas" w:hAnsi="Consolas"/>
+                <w:sz w:val="18"/>
+              </w:rPr>
+              <w:t>PATCH /admin/field-sensitivity</w:t>
+            </w:r>
+            <w:r>
+              <w:rPr>
+                <w:sz w:val="18"/>
+              </w:rPr>
+              <w:t xml:space="preserve"> to change only </w:t>
+            </w:r>
+            <w:r>
+              <w:rPr>
+                <w:rFonts w:ascii="Consolas" w:hAnsi="Consolas"/>
+                <w:sz w:val="18"/>
+              </w:rPr>
+              <w:t>piiTierId</w:t>
+            </w:r>
+            <w:r>
+              <w:rPr>
+                <w:sz w:val="18"/>
+              </w:rPr>
+              <w:t xml:space="preserve"> (FINANCIAL sensitivity unchanged); re-run route-preview on an equivalent request.</w:t>
+            </w:r>
+          </w:p>
+        </w:tc>
+      </w:tr>
+      <w:tr>
+        <w:tc>
+          <w:tcPr>
+            <w:tcW w:type="dxa" w:w="4320"/>
+          </w:tcPr>
+          <w:p>
+            <w:r>
+              <w:rPr>
+                <w:sz w:val="18"/>
+              </w:rPr>
+              <w:t>Expected</w:t>
+            </w:r>
+          </w:p>
+        </w:tc>
+        <w:tc>
+          <w:tcPr>
+            <w:tcW w:type="dxa" w:w="4320"/>
+          </w:tcPr>
+          <w:p>
+            <w:r>
+              <w:rPr>
+                <w:rFonts w:ascii="Consolas" w:hAnsi="Consolas"/>
+                <w:sz w:val="18"/>
+              </w:rPr>
+              <w:t>routePreview</w:t>
+            </w:r>
+            <w:r>
+              <w:rPr>
+                <w:sz w:val="18"/>
+              </w:rPr>
+              <w:t xml:space="preserve"> / </w:t>
+            </w:r>
+            <w:r>
+              <w:rPr>
+                <w:rFonts w:ascii="Consolas" w:hAnsi="Consolas"/>
+                <w:sz w:val="18"/>
+              </w:rPr>
+              <w:t>highestSensitivity</w:t>
+            </w:r>
+            <w:r>
+              <w:rPr>
+                <w:sz w:val="18"/>
+              </w:rPr>
+              <w:t xml:space="preserve"> are identical before and after; P01 route stays derived from </w:t>
+            </w:r>
+            <w:r>
+              <w:rPr>
+                <w:rFonts w:ascii="Consolas" w:hAnsi="Consolas"/>
+                <w:sz w:val="18"/>
+              </w:rPr>
+              <w:t>sensitivity</w:t>
+            </w:r>
+            <w:r>
+              <w:rPr>
+                <w:sz w:val="18"/>
+              </w:rPr>
+              <w:t>/</w:t>
+            </w:r>
+            <w:r>
+              <w:rPr>
+                <w:rFonts w:ascii="Consolas" w:hAnsi="Consolas"/>
+                <w:sz w:val="18"/>
+              </w:rPr>
+              <w:t>fieldGroup</w:t>
+            </w:r>
+            <w:r>
+              <w:rPr>
+                <w:sz w:val="18"/>
+              </w:rPr>
+              <w:t>/</w:t>
+            </w:r>
+            <w:r>
+              <w:rPr>
+                <w:rFonts w:ascii="Consolas" w:hAnsi="Consolas"/>
+                <w:sz w:val="18"/>
+              </w:rPr>
+              <w:t>fieldKey</w:t>
+            </w:r>
+            <w:r>
+              <w:rPr>
+                <w:sz w:val="18"/>
+              </w:rPr>
+              <w:t xml:space="preserve"> only; </w:t>
+            </w:r>
+            <w:r>
+              <w:rPr>
+                <w:rFonts w:ascii="Consolas" w:hAnsi="Consolas"/>
+                <w:sz w:val="18"/>
+              </w:rPr>
+              <w:t>piiTierId</w:t>
+            </w:r>
+            <w:r>
+              <w:rPr>
+                <w:sz w:val="18"/>
+              </w:rPr>
+              <w:t xml:space="preserve"> never appears in route resolution.</w:t>
+            </w:r>
+          </w:p>
+        </w:tc>
+      </w:tr>
+      <w:tr>
+        <w:tc>
+          <w:tcPr>
+            <w:tcW w:type="dxa" w:w="4320"/>
+          </w:tcPr>
+          <w:p>
+            <w:r>
+              <w:rPr>
+                <w:sz w:val="18"/>
+              </w:rPr>
+              <w:t>Priority</w:t>
+            </w:r>
+          </w:p>
+        </w:tc>
+        <w:tc>
+          <w:tcPr>
+            <w:tcW w:type="dxa" w:w="4320"/>
+          </w:tcPr>
+          <w:p>
+            <w:r>
+              <w:rPr>
+                <w:sz w:val="18"/>
+              </w:rPr>
+              <w:t>P1</w:t>
+            </w:r>
+          </w:p>
+        </w:tc>
+      </w:tr>
+    </w:tbl>
+    <w:p/>
+    <w:tbl>
+      <w:tblPr>
+        <w:tblStyle w:val="LightGrid-Accent1"/>
+        <w:tblW w:type="auto" w:w="0"/>
+        <w:jc w:val="center"/>
+        <w:tblLook w:firstColumn="1" w:firstRow="1" w:lastColumn="0" w:lastRow="0" w:noHBand="0" w:noVBand="1" w:val="04A0"/>
+      </w:tblPr>
+      <w:tblGrid>
+        <w:gridCol w:w="4320"/>
+        <w:gridCol w:w="4320"/>
+      </w:tblGrid>
+      <w:tr>
+        <w:tc>
+          <w:tcPr>
+            <w:tcW w:type="dxa" w:w="4320"/>
+            <w:shd w:val="clear" w:color="auto" w:fill="DCE6F1"/>
+          </w:tcPr>
+          <w:p>
+            <w:r>
+              <w:rPr>
+                <w:b/>
+                <w:color w:val="1F3864"/>
+                <w:sz w:val="20"/>
+              </w:rPr>
+              <w:t>TC</w:t>
+            </w:r>
+          </w:p>
+        </w:tc>
+        <w:tc>
+          <w:tcPr>
+            <w:tcW w:type="dxa" w:w="4320"/>
+            <w:shd w:val="clear" w:color="auto" w:fill="DCE6F1"/>
+          </w:tcPr>
+          <w:p>
+            <w:r>
+              <w:rPr>
+                <w:b/>
+                <w:color w:val="1F3864"/>
+                <w:sz w:val="20"/>
+              </w:rPr>
+              <w:t>TC-G02-095</w:t>
+            </w:r>
+          </w:p>
+        </w:tc>
+      </w:tr>
+      <w:tr>
+        <w:tc>
+          <w:tcPr>
+            <w:tcW w:type="dxa" w:w="4320"/>
+          </w:tcPr>
+          <w:p>
+            <w:r>
+              <w:rPr>
+                <w:sz w:val="18"/>
+              </w:rPr>
+              <w:t>Traces-to</w:t>
+            </w:r>
+          </w:p>
+        </w:tc>
+        <w:tc>
+          <w:tcPr>
+            <w:tcW w:type="dxa" w:w="4320"/>
+          </w:tcPr>
+          <w:p>
+            <w:r>
+              <w:rPr>
+                <w:sz w:val="18"/>
+              </w:rPr>
+              <w:t xml:space="preserve">FR-G02-012; FR-M01-003 prototype </w:t>
+            </w:r>
+            <w:r>
+              <w:rPr>
+                <w:rFonts w:ascii="Consolas" w:hAnsi="Consolas"/>
+                <w:sz w:val="18"/>
+              </w:rPr>
+              <w:t>sensitive-changes</w:t>
+            </w:r>
+            <w:r>
+              <w:rPr>
+                <w:sz w:val="18"/>
+              </w:rPr>
+              <w:t xml:space="preserve"> screen; v3.2 recon R3.2-1</w:t>
+            </w:r>
+          </w:p>
+        </w:tc>
+      </w:tr>
+      <w:tr>
+        <w:tc>
+          <w:tcPr>
+            <w:tcW w:type="dxa" w:w="4320"/>
+          </w:tcPr>
+          <w:p>
+            <w:r>
+              <w:rPr>
+                <w:sz w:val="18"/>
+              </w:rPr>
+              <w:t>Type</w:t>
+            </w:r>
+          </w:p>
+        </w:tc>
+        <w:tc>
+          <w:tcPr>
+            <w:tcW w:type="dxa" w:w="4320"/>
+          </w:tcPr>
+          <w:p>
+            <w:r>
+              <w:rPr>
+                <w:sz w:val="18"/>
+              </w:rPr>
+              <w:t>Functional / API-Contract</w:t>
+            </w:r>
+          </w:p>
+        </w:tc>
+      </w:tr>
+      <w:tr>
+        <w:tc>
+          <w:tcPr>
+            <w:tcW w:type="dxa" w:w="4320"/>
+          </w:tcPr>
+          <w:p>
+            <w:r>
+              <w:rPr>
+                <w:sz w:val="18"/>
+              </w:rPr>
+              <w:t>Title</w:t>
+            </w:r>
+          </w:p>
+        </w:tc>
+        <w:tc>
+          <w:tcPr>
+            <w:tcW w:type="dxa" w:w="4320"/>
+          </w:tcPr>
+          <w:p>
+            <w:r>
+              <w:rPr>
+                <w:sz w:val="18"/>
+              </w:rPr>
+              <w:t>A Tier-1 field surfaces correctly under the sensitive-changes PII-tier grouping</w:t>
+            </w:r>
+          </w:p>
+        </w:tc>
+      </w:tr>
+      <w:tr>
+        <w:tc>
+          <w:tcPr>
+            <w:tcW w:type="dxa" w:w="4320"/>
+          </w:tcPr>
+          <w:p>
+            <w:r>
+              <w:rPr>
+                <w:sz w:val="18"/>
+              </w:rPr>
+              <w:t>Preconditions</w:t>
+            </w:r>
+          </w:p>
+        </w:tc>
+        <w:tc>
+          <w:tcPr>
+            <w:tcW w:type="dxa" w:w="4320"/>
+          </w:tcPr>
+          <w:p>
+            <w:r>
+              <w:rPr>
+                <w:rFonts w:ascii="Consolas" w:hAnsi="Consolas"/>
+                <w:sz w:val="18"/>
+              </w:rPr>
+              <w:t>bank_account_no</w:t>
+            </w:r>
+            <w:r>
+              <w:rPr>
+                <w:sz w:val="18"/>
+              </w:rPr>
+              <w:t xml:space="preserve"> classified </w:t>
+            </w:r>
+            <w:r>
+              <w:rPr>
+                <w:rFonts w:ascii="Consolas" w:hAnsi="Consolas"/>
+                <w:sz w:val="18"/>
+              </w:rPr>
+              <w:t>piiTierId=TIER_1</w:t>
+            </w:r>
+            <w:r>
+              <w:rPr>
+                <w:sz w:val="18"/>
+              </w:rPr>
+              <w:t>; a committed/in-review change request touches it</w:t>
+            </w:r>
+          </w:p>
+        </w:tc>
+      </w:tr>
+      <w:tr>
+        <w:tc>
+          <w:tcPr>
+            <w:tcW w:type="dxa" w:w="4320"/>
+          </w:tcPr>
+          <w:p>
+            <w:r>
+              <w:rPr>
+                <w:sz w:val="18"/>
+              </w:rPr>
+              <w:t>Steps</w:t>
+            </w:r>
+          </w:p>
+        </w:tc>
+        <w:tc>
+          <w:tcPr>
+            <w:tcW w:type="dxa" w:w="4320"/>
+          </w:tcPr>
+          <w:p>
+            <w:r>
+              <w:rPr>
+                <w:sz w:val="18"/>
+              </w:rPr>
+              <w:t xml:space="preserve">Read the field-sensitivity catalog (and the request diff) that the </w:t>
+            </w:r>
+            <w:r>
+              <w:rPr>
+                <w:rFonts w:ascii="Consolas" w:hAnsi="Consolas"/>
+                <w:sz w:val="18"/>
+              </w:rPr>
+              <w:t>sensitive-changes</w:t>
+            </w:r>
+            <w:r>
+              <w:rPr>
+                <w:sz w:val="18"/>
+              </w:rPr>
+              <w:t xml:space="preserve"> review screen consumes.</w:t>
+            </w:r>
+          </w:p>
+        </w:tc>
+      </w:tr>
+      <w:tr>
+        <w:tc>
+          <w:tcPr>
+            <w:tcW w:type="dxa" w:w="4320"/>
+          </w:tcPr>
+          <w:p>
+            <w:r>
+              <w:rPr>
+                <w:sz w:val="18"/>
+              </w:rPr>
+              <w:t>Expected</w:t>
+            </w:r>
+          </w:p>
+        </w:tc>
+        <w:tc>
+          <w:tcPr>
+            <w:tcW w:type="dxa" w:w="4320"/>
+          </w:tcPr>
+          <w:p>
+            <w:r>
+              <w:rPr>
+                <w:sz w:val="18"/>
+              </w:rPr>
+              <w:t xml:space="preserve">The field resolves to PII Tier 1 and groups under "PII Tier 1" (distinct from Tier 2); grouping is driven by </w:t>
+            </w:r>
+            <w:r>
+              <w:rPr>
+                <w:rFonts w:ascii="Consolas" w:hAnsi="Consolas"/>
+                <w:sz w:val="18"/>
+              </w:rPr>
+              <w:t>piiTierId</w:t>
+            </w:r>
+            <w:r>
+              <w:rPr>
+                <w:sz w:val="18"/>
+              </w:rPr>
+              <w:t xml:space="preserve">, independent of the </w:t>
+            </w:r>
+            <w:r>
+              <w:rPr>
+                <w:rFonts w:ascii="Consolas" w:hAnsi="Consolas"/>
+                <w:sz w:val="18"/>
+              </w:rPr>
+              <w:t>sensitivity</w:t>
+            </w:r>
+            <w:r>
+              <w:rPr>
+                <w:sz w:val="18"/>
+              </w:rPr>
+              <w:t xml:space="preserve"> value the routing uses.</w:t>
+            </w:r>
+          </w:p>
+        </w:tc>
+      </w:tr>
+      <w:tr>
+        <w:tc>
+          <w:tcPr>
+            <w:tcW w:type="dxa" w:w="4320"/>
+          </w:tcPr>
+          <w:p>
+            <w:r>
+              <w:rPr>
+                <w:sz w:val="18"/>
+              </w:rPr>
+              <w:t>Priority</w:t>
+            </w:r>
+          </w:p>
+        </w:tc>
+        <w:tc>
+          <w:tcPr>
+            <w:tcW w:type="dxa" w:w="4320"/>
+          </w:tcPr>
+          <w:p>
+            <w:r>
+              <w:rPr>
+                <w:sz w:val="18"/>
+              </w:rPr>
+              <w:t>P2</w:t>
+            </w:r>
+          </w:p>
+        </w:tc>
+      </w:tr>
+    </w:tbl>
+    <w:p/>
+    <w:tbl>
+      <w:tblPr>
+        <w:tblStyle w:val="LightGrid-Accent1"/>
+        <w:tblW w:type="auto" w:w="0"/>
+        <w:jc w:val="center"/>
+        <w:tblLook w:firstColumn="1" w:firstRow="1" w:lastColumn="0" w:lastRow="0" w:noHBand="0" w:noVBand="1" w:val="04A0"/>
+      </w:tblPr>
+      <w:tblGrid>
+        <w:gridCol w:w="4320"/>
+        <w:gridCol w:w="4320"/>
+      </w:tblGrid>
+      <w:tr>
+        <w:tc>
+          <w:tcPr>
+            <w:tcW w:type="dxa" w:w="4320"/>
+            <w:shd w:val="clear" w:color="auto" w:fill="DCE6F1"/>
+          </w:tcPr>
+          <w:p>
+            <w:r>
+              <w:rPr>
+                <w:b/>
+                <w:color w:val="1F3864"/>
+                <w:sz w:val="20"/>
+              </w:rPr>
+              <w:t>TC</w:t>
+            </w:r>
+          </w:p>
+        </w:tc>
+        <w:tc>
+          <w:tcPr>
+            <w:tcW w:type="dxa" w:w="4320"/>
+            <w:shd w:val="clear" w:color="auto" w:fill="DCE6F1"/>
+          </w:tcPr>
+          <w:p>
+            <w:r>
+              <w:rPr>
+                <w:b/>
+                <w:color w:val="1F3864"/>
+                <w:sz w:val="20"/>
+              </w:rPr>
+              <w:t>TC-G02-096</w:t>
+            </w:r>
+          </w:p>
+        </w:tc>
+      </w:tr>
+      <w:tr>
+        <w:tc>
+          <w:tcPr>
+            <w:tcW w:type="dxa" w:w="4320"/>
+          </w:tcPr>
+          <w:p>
+            <w:r>
+              <w:rPr>
+                <w:sz w:val="18"/>
+              </w:rPr>
+              <w:t>Traces-to</w:t>
+            </w:r>
+          </w:p>
+        </w:tc>
+        <w:tc>
+          <w:tcPr>
+            <w:tcW w:type="dxa" w:w="4320"/>
+          </w:tcPr>
+          <w:p>
+            <w:r>
+              <w:rPr>
+                <w:sz w:val="18"/>
+              </w:rPr>
+              <w:t>FR-G02-012; v3.2 recon (add-only, nullable FK)</w:t>
+            </w:r>
+          </w:p>
+        </w:tc>
+      </w:tr>
+      <w:tr>
+        <w:tc>
+          <w:tcPr>
+            <w:tcW w:type="dxa" w:w="4320"/>
+          </w:tcPr>
+          <w:p>
+            <w:r>
+              <w:rPr>
+                <w:sz w:val="18"/>
+              </w:rPr>
+              <w:t>Type</w:t>
+            </w:r>
+          </w:p>
+        </w:tc>
+        <w:tc>
+          <w:tcPr>
+            <w:tcW w:type="dxa" w:w="4320"/>
+          </w:tcPr>
+          <w:p>
+            <w:r>
+              <w:rPr>
+                <w:sz w:val="18"/>
+              </w:rPr>
+              <w:t>Boundary</w:t>
+            </w:r>
+          </w:p>
+        </w:tc>
+      </w:tr>
+      <w:tr>
+        <w:tc>
+          <w:tcPr>
+            <w:tcW w:type="dxa" w:w="4320"/>
+          </w:tcPr>
+          <w:p>
+            <w:r>
+              <w:rPr>
+                <w:sz w:val="18"/>
+              </w:rPr>
+              <w:t>Title</w:t>
+            </w:r>
+          </w:p>
+        </w:tc>
+        <w:tc>
+          <w:tcPr>
+            <w:tcW w:type="dxa" w:w="4320"/>
+          </w:tcPr>
+          <w:p>
+            <w:r>
+              <w:rPr>
+                <w:rFonts w:ascii="Consolas" w:hAnsi="Consolas"/>
+                <w:sz w:val="18"/>
+              </w:rPr>
+              <w:t>piiTierId</w:t>
+            </w:r>
+            <w:r>
+              <w:rPr>
+                <w:sz w:val="18"/>
+              </w:rPr>
+              <w:t xml:space="preserve"> is optional — a NON_PII / unclassified field is accepted and not grouped as sensitive</w:t>
+            </w:r>
+          </w:p>
+        </w:tc>
+      </w:tr>
+      <w:tr>
+        <w:tc>
+          <w:tcPr>
+            <w:tcW w:type="dxa" w:w="4320"/>
+          </w:tcPr>
+          <w:p>
+            <w:r>
+              <w:rPr>
+                <w:sz w:val="18"/>
+              </w:rPr>
+              <w:t>Preconditions</w:t>
+            </w:r>
+          </w:p>
+        </w:tc>
+        <w:tc>
+          <w:tcPr>
+            <w:tcW w:type="dxa" w:w="4320"/>
+          </w:tcPr>
+          <w:p>
+            <w:r>
+              <w:rPr>
+                <w:rFonts w:ascii="Consolas" w:hAnsi="Consolas"/>
+                <w:sz w:val="18"/>
+              </w:rPr>
+              <w:t>sysadm-sara</w:t>
+            </w:r>
+            <w:r>
+              <w:rPr>
+                <w:sz w:val="18"/>
+              </w:rPr>
+              <w:t xml:space="preserve">; a low-sensitivity field (e.g. </w:t>
+            </w:r>
+            <w:r>
+              <w:rPr>
+                <w:rFonts w:ascii="Consolas" w:hAnsi="Consolas"/>
+                <w:sz w:val="18"/>
+              </w:rPr>
+              <w:t>preferred_name</w:t>
+            </w:r>
+            <w:r>
+              <w:rPr>
+                <w:sz w:val="18"/>
+              </w:rPr>
+              <w:t>)</w:t>
+            </w:r>
+          </w:p>
+        </w:tc>
+      </w:tr>
+      <w:tr>
+        <w:tc>
+          <w:tcPr>
+            <w:tcW w:type="dxa" w:w="4320"/>
+          </w:tcPr>
+          <w:p>
+            <w:r>
+              <w:rPr>
+                <w:sz w:val="18"/>
+              </w:rPr>
+              <w:t>Steps</w:t>
+            </w:r>
+          </w:p>
+        </w:tc>
+        <w:tc>
+          <w:tcPr>
+            <w:tcW w:type="dxa" w:w="4320"/>
+          </w:tcPr>
+          <w:p>
+            <w:r>
+              <w:rPr>
+                <w:rFonts w:ascii="Consolas" w:hAnsi="Consolas"/>
+                <w:sz w:val="18"/>
+              </w:rPr>
+              <w:t>POST /admin/field-sensitivity</w:t>
+            </w:r>
+            <w:r>
+              <w:rPr>
+                <w:sz w:val="18"/>
+              </w:rPr>
+              <w:t xml:space="preserve"> with </w:t>
+            </w:r>
+            <w:r>
+              <w:rPr>
+                <w:rFonts w:ascii="Consolas" w:hAnsi="Consolas"/>
+                <w:sz w:val="18"/>
+              </w:rPr>
+              <w:t>piiTierId</w:t>
+            </w:r>
+            <w:r>
+              <w:rPr>
+                <w:sz w:val="18"/>
+              </w:rPr>
+              <w:t xml:space="preserve"> omitted (null), then optionally set to the </w:t>
+            </w:r>
+            <w:r>
+              <w:rPr>
+                <w:rFonts w:ascii="Consolas" w:hAnsi="Consolas"/>
+                <w:sz w:val="18"/>
+              </w:rPr>
+              <w:t>NON_PII</w:t>
+            </w:r>
+            <w:r>
+              <w:rPr>
+                <w:sz w:val="18"/>
+              </w:rPr>
+              <w:t xml:space="preserve"> tier.</w:t>
+            </w:r>
+          </w:p>
+        </w:tc>
+      </w:tr>
+      <w:tr>
+        <w:tc>
+          <w:tcPr>
+            <w:tcW w:type="dxa" w:w="4320"/>
+          </w:tcPr>
+          <w:p>
+            <w:r>
+              <w:rPr>
+                <w:sz w:val="18"/>
+              </w:rPr>
+              <w:t>Expected</w:t>
+            </w:r>
+          </w:p>
+        </w:tc>
+        <w:tc>
+          <w:tcPr>
+            <w:tcW w:type="dxa" w:w="4320"/>
+          </w:tcPr>
+          <w:p>
+            <w:r>
+              <w:rPr>
+                <w:sz w:val="18"/>
+              </w:rPr>
+              <w:t xml:space="preserve">Entry accepted with </w:t>
+            </w:r>
+            <w:r>
+              <w:rPr>
+                <w:rFonts w:ascii="Consolas" w:hAnsi="Consolas"/>
+                <w:sz w:val="18"/>
+              </w:rPr>
+              <w:t>piiTierId=null</w:t>
+            </w:r>
+            <w:r>
+              <w:rPr>
+                <w:sz w:val="18"/>
+              </w:rPr>
+              <w:t xml:space="preserve"> (add-only nullable column, no forced default); such fields do not surface under any "PII Tier N" sensitive-changes group.</w:t>
+            </w:r>
+          </w:p>
+        </w:tc>
+      </w:tr>
+      <w:tr>
+        <w:tc>
+          <w:tcPr>
+            <w:tcW w:type="dxa" w:w="4320"/>
+          </w:tcPr>
+          <w:p>
+            <w:r>
+              <w:rPr>
+                <w:sz w:val="18"/>
+              </w:rPr>
+              <w:t>Priority</w:t>
+            </w:r>
+          </w:p>
+        </w:tc>
+        <w:tc>
+          <w:tcPr>
+            <w:tcW w:type="dxa" w:w="4320"/>
+          </w:tcPr>
+          <w:p>
+            <w:r>
+              <w:rPr>
+                <w:sz w:val="18"/>
+              </w:rPr>
+              <w:t>P3</w:t>
+            </w:r>
+          </w:p>
+        </w:tc>
+      </w:tr>
+    </w:tbl>
+    <w:p/>
+    <w:p>
+      <w:pPr>
         <w:pStyle w:val="Heading2"/>
       </w:pPr>
       <w:r>
@@ -29760,7 +31179,7 @@
               <w:rPr>
                 <w:sz w:val="18"/>
               </w:rPr>
-              <w:t>TC-G02-050, 051, 052, 053, 054</w:t>
+              <w:t>TC-G02-050, 051, 052, 053, 054, 093 (PII tier), 094 (PII tier), 095 (PII tier), 096 (PII tier)</w:t>
             </w:r>
           </w:p>
         </w:tc>
@@ -31015,6 +32434,62 @@
               <w:rPr>
                 <w:sz w:val="18"/>
               </w:rPr>
+              <w:t>16</w:t>
+            </w:r>
+          </w:p>
+        </w:tc>
+      </w:tr>
+      <w:tr>
+        <w:tc>
+          <w:tcPr>
+            <w:tcW w:type="dxa" w:w="4320"/>
+          </w:tcPr>
+          <w:p>
+            <w:r>
+              <w:rPr>
+                <w:sz w:val="18"/>
+              </w:rPr>
+              <w:t>E2E-Flow</w:t>
+            </w:r>
+          </w:p>
+        </w:tc>
+        <w:tc>
+          <w:tcPr>
+            <w:tcW w:type="dxa" w:w="4320"/>
+          </w:tcPr>
+          <w:p>
+            <w:r>
+              <w:rPr>
+                <w:sz w:val="18"/>
+              </w:rPr>
+              <w:t>8</w:t>
+            </w:r>
+          </w:p>
+        </w:tc>
+      </w:tr>
+      <w:tr>
+        <w:tc>
+          <w:tcPr>
+            <w:tcW w:type="dxa" w:w="4320"/>
+          </w:tcPr>
+          <w:p>
+            <w:r>
+              <w:rPr>
+                <w:sz w:val="18"/>
+              </w:rPr>
+              <w:t>State-Transition</w:t>
+            </w:r>
+          </w:p>
+        </w:tc>
+        <w:tc>
+          <w:tcPr>
+            <w:tcW w:type="dxa" w:w="4320"/>
+          </w:tcPr>
+          <w:p>
+            <w:r>
+              <w:rPr>
+                <w:sz w:val="18"/>
+              </w:rPr>
               <w:t>14</w:t>
             </w:r>
           </w:p>
@@ -31030,62 +32505,6 @@
               <w:rPr>
                 <w:sz w:val="18"/>
               </w:rPr>
-              <w:t>E2E-Flow</w:t>
-            </w:r>
-          </w:p>
-        </w:tc>
-        <w:tc>
-          <w:tcPr>
-            <w:tcW w:type="dxa" w:w="4320"/>
-          </w:tcPr>
-          <w:p>
-            <w:r>
-              <w:rPr>
-                <w:sz w:val="18"/>
-              </w:rPr>
-              <w:t>8</w:t>
-            </w:r>
-          </w:p>
-        </w:tc>
-      </w:tr>
-      <w:tr>
-        <w:tc>
-          <w:tcPr>
-            <w:tcW w:type="dxa" w:w="4320"/>
-          </w:tcPr>
-          <w:p>
-            <w:r>
-              <w:rPr>
-                <w:sz w:val="18"/>
-              </w:rPr>
-              <w:t>State-Transition</w:t>
-            </w:r>
-          </w:p>
-        </w:tc>
-        <w:tc>
-          <w:tcPr>
-            <w:tcW w:type="dxa" w:w="4320"/>
-          </w:tcPr>
-          <w:p>
-            <w:r>
-              <w:rPr>
-                <w:sz w:val="18"/>
-              </w:rPr>
-              <w:t>14</w:t>
-            </w:r>
-          </w:p>
-        </w:tc>
-      </w:tr>
-      <w:tr>
-        <w:tc>
-          <w:tcPr>
-            <w:tcW w:type="dxa" w:w="4320"/>
-          </w:tcPr>
-          <w:p>
-            <w:r>
-              <w:rPr>
-                <w:sz w:val="18"/>
-              </w:rPr>
               <w:t>Negative</w:t>
             </w:r>
           </w:p>
@@ -31155,7 +32574,7 @@
               <w:rPr>
                 <w:sz w:val="18"/>
               </w:rPr>
-              <w:t>14</w:t>
+              <w:t>15</w:t>
             </w:r>
           </w:p>
         </w:tc>
@@ -31211,7 +32630,7 @@
               <w:rPr>
                 <w:sz w:val="18"/>
               </w:rPr>
-              <w:t>6</w:t>
+              <w:t>7</w:t>
             </w:r>
           </w:p>
         </w:tc>
@@ -31241,7 +32660,7 @@
                 <w:b/>
                 <w:sz w:val="18"/>
               </w:rPr>
-              <w:t>92</w:t>
+              <w:t>96</w:t>
             </w:r>
           </w:p>
         </w:tc>
@@ -31329,7 +32748,7 @@
               <w:rPr>
                 <w:sz w:val="18"/>
               </w:rPr>
-              <w:t>45</w:t>
+              <w:t>46</w:t>
             </w:r>
           </w:p>
         </w:tc>
@@ -31357,7 +32776,7 @@
               <w:rPr>
                 <w:sz w:val="18"/>
               </w:rPr>
-              <w:t>37</w:t>
+              <w:t>39</w:t>
             </w:r>
           </w:p>
         </w:tc>
@@ -31385,7 +32804,7 @@
               <w:rPr>
                 <w:sz w:val="18"/>
               </w:rPr>
-              <w:t>10</w:t>
+              <w:t>11</w:t>
             </w:r>
           </w:p>
         </w:tc>
@@ -31415,7 +32834,7 @@
                 <w:b/>
                 <w:sz w:val="18"/>
               </w:rPr>
-              <w:t>92</w:t>
+              <w:t>96</w:t>
             </w:r>
           </w:p>
         </w:tc>
